--- a/assets/Relatorio-IC-Metodologia-e-Resultados.docx
+++ b/assets/Relatorio-IC-Metodologia-e-Resultados.docx
@@ -2827,7 +2827,7 @@
               <w:spacing w:after="0"/>
             </w:pPr>
             <w:r>
-              <w:t xml:space="preserve">35</w:t>
+              <w:t xml:space="preserve">33</w:t>
             </w:r>
           </w:p>
         </w:tc>
@@ -3663,7 +3663,7 @@
       <w:r>
         <w:drawing>
           <wp:inline distT="0" distB="0" distL="0" distR="0">
-            <wp:extent cx="5715000" cy="3962400"/>
+            <wp:extent cx="5715000" cy="4029075"/>
             <wp:effectExtent t="0" r="0" b="0" l="0"/>
             <wp:docPr id="1" name="" descr="" title=""/>
             <wp:cNvGraphicFramePr>
@@ -3688,7 +3688,7 @@
                   <pic:spPr bwMode="auto">
                     <a:xfrm>
                       <a:off x="0" y="0"/>
-                      <a:ext cx="5715000" cy="3962400"/>
+                      <a:ext cx="5715000" cy="4029075"/>
                     </a:xfrm>
                     <a:prstGeom prst="rect">
                       <a:avLst/>
@@ -4243,7 +4243,7 @@
         <w:t xml:space="preserve">O Manual de Uso da Plataforma</w:t>
       </w:r>
       <w:r>
-        <w:t xml:space="preserve">, documento ilustrado com 35 figuras, organizado na ordem de utilização do sistema e escrito para a usuária final.</w:t>
+        <w:t xml:space="preserve">, documento ilustrado com 33 figuras, organizado na ordem de utilização do sistema e escrito para a usuária final.</w:t>
       </w:r>
     </w:p>
     <w:p>
@@ -4603,17 +4603,7 @@
         <w:spacing w:after="120"/>
       </w:pPr>
       <w:r>
-        <w:t xml:space="preserve">Este documento cobre a metodologia e os resultados </w:t>
-      </w:r>
-      <w:r>
-        <w:rPr>
-          <w:b/>
-          <w:bCs/>
-        </w:rPr>
-        <w:t xml:space="preserve">do desenvolvimento da plataforma</w:t>
-      </w:r>
-      <w:r>
-        <w:t xml:space="preserve">. As seções 4 e 5 foram atribuídas conjuntamente a três bolsistas, e as contribuições de Marina e Bruna precisam ser integradas antes da entrega ao orientador — em especial, o que couber a cada uma nas etapas de levantamento de requisitos (4.2), diretrizes de acessibilidade (4.3) e prototipagem da interface (4.4), além dos resultados correspondentes.</w:t>
+        <w:t xml:space="preserve">TODO</w:t>
       </w:r>
     </w:p>
     <w:sectPr>

--- a/assets/Relatorio-IC-Metodologia-e-Resultados.docx
+++ b/assets/Relatorio-IC-Metodologia-e-Resultados.docx
@@ -3420,7 +3420,7 @@
       <w:r>
         <w:drawing>
           <wp:inline distT="0" distB="0" distL="0" distR="0">
-            <wp:extent cx="5715000" cy="3895725"/>
+            <wp:extent cx="5715000" cy="4124325"/>
             <wp:effectExtent t="0" r="0" b="0" l="0"/>
             <wp:docPr id="1" name="" descr="" title=""/>
             <wp:cNvGraphicFramePr>
@@ -3445,7 +3445,7 @@
                   <pic:spPr bwMode="auto">
                     <a:xfrm>
                       <a:off x="0" y="0"/>
-                      <a:ext cx="5715000" cy="3895725"/>
+                      <a:ext cx="5715000" cy="4124325"/>
                     </a:xfrm>
                     <a:prstGeom prst="rect">
                       <a:avLst/>
@@ -3585,7 +3585,7 @@
       <w:r>
         <w:drawing>
           <wp:inline distT="0" distB="0" distL="0" distR="0">
-            <wp:extent cx="5715000" cy="3895725"/>
+            <wp:extent cx="5715000" cy="3990975"/>
             <wp:effectExtent t="0" r="0" b="0" l="0"/>
             <wp:docPr id="1" name="" descr="" title=""/>
             <wp:cNvGraphicFramePr>
@@ -3610,7 +3610,7 @@
                   <pic:spPr bwMode="auto">
                     <a:xfrm>
                       <a:off x="0" y="0"/>
-                      <a:ext cx="5715000" cy="3895725"/>
+                      <a:ext cx="5715000" cy="3990975"/>
                     </a:xfrm>
                     <a:prstGeom prst="rect">
                       <a:avLst/>
@@ -3836,7 +3836,7 @@
       <w:r>
         <w:drawing>
           <wp:inline distT="0" distB="0" distL="0" distR="0">
-            <wp:extent cx="5715000" cy="5819775"/>
+            <wp:extent cx="5324475" cy="5905500"/>
             <wp:effectExtent t="0" r="0" b="0" l="0"/>
             <wp:docPr id="1" name="" descr="" title=""/>
             <wp:cNvGraphicFramePr>
@@ -3861,7 +3861,7 @@
                   <pic:spPr bwMode="auto">
                     <a:xfrm>
                       <a:off x="0" y="0"/>
-                      <a:ext cx="5715000" cy="5819775"/>
+                      <a:ext cx="5324475" cy="5905500"/>
                     </a:xfrm>
                     <a:prstGeom prst="rect">
                       <a:avLst/>

--- a/assets/Relatorio-IC-Metodologia-e-Resultados.docx
+++ b/assets/Relatorio-IC-Metodologia-e-Resultados.docx
@@ -57,7 +57,7 @@
     </w:p>
     <w:tbl>
       <w:tblPr>
-        <w:tblW w:type="pct" w:w="100%"/>
+        <w:tblW w:type="dxa" w:w="9029"/>
         <w:tblBorders>
           <w:top w:val="single" w:color="auto" w:sz="4"/>
           <w:left w:val="single" w:color="auto" w:sz="4"/>
@@ -66,10 +66,11 @@
           <w:insideH w:val="single" w:color="auto" w:sz="4"/>
           <w:insideV w:val="single" w:color="auto" w:sz="4"/>
         </w:tblBorders>
+        <w:tblLayout w:type="fixed"/>
       </w:tblPr>
       <w:tblGrid>
-        <w:gridCol w:w="100"/>
-        <w:gridCol w:w="100"/>
+        <w:gridCol w:w="1220"/>
+        <w:gridCol w:w="7809"/>
       </w:tblGrid>
       <w:tr>
         <w:trPr>
@@ -77,6 +78,7 @@
         </w:trPr>
         <w:tc>
           <w:tcPr>
+            <w:tcW w:type="dxa" w:w="1220"/>
             <w:shd w:fill="EEF3F8"/>
             <w:tcMar>
               <w:top w:type="dxa" w:w="60"/>
@@ -102,6 +104,7 @@
         </w:tc>
         <w:tc>
           <w:tcPr>
+            <w:tcW w:type="dxa" w:w="7809"/>
             <w:shd w:fill="EEF3F8"/>
             <w:tcMar>
               <w:top w:type="dxa" w:w="60"/>
@@ -132,6 +135,7 @@
         </w:trPr>
         <w:tc>
           <w:tcPr>
+            <w:tcW w:type="dxa" w:w="1220"/>
             <w:tcMar>
               <w:top w:type="dxa" w:w="60"/>
               <w:left w:type="dxa" w:w="100"/>
@@ -150,6 +154,7 @@
         </w:tc>
         <w:tc>
           <w:tcPr>
+            <w:tcW w:type="dxa" w:w="7809"/>
             <w:tcMar>
               <w:top w:type="dxa" w:w="60"/>
               <w:left w:type="dxa" w:w="100"/>
@@ -173,6 +178,7 @@
         </w:trPr>
         <w:tc>
           <w:tcPr>
+            <w:tcW w:type="dxa" w:w="1220"/>
             <w:tcMar>
               <w:top w:type="dxa" w:w="60"/>
               <w:left w:type="dxa" w:w="100"/>
@@ -191,6 +197,7 @@
         </w:tc>
         <w:tc>
           <w:tcPr>
+            <w:tcW w:type="dxa" w:w="7809"/>
             <w:tcMar>
               <w:top w:type="dxa" w:w="60"/>
               <w:left w:type="dxa" w:w="100"/>
@@ -214,6 +221,7 @@
         </w:trPr>
         <w:tc>
           <w:tcPr>
+            <w:tcW w:type="dxa" w:w="1220"/>
             <w:tcMar>
               <w:top w:type="dxa" w:w="60"/>
               <w:left w:type="dxa" w:w="100"/>
@@ -232,6 +240,7 @@
         </w:tc>
         <w:tc>
           <w:tcPr>
+            <w:tcW w:type="dxa" w:w="7809"/>
             <w:tcMar>
               <w:top w:type="dxa" w:w="60"/>
               <w:left w:type="dxa" w:w="100"/>
@@ -255,6 +264,7 @@
         </w:trPr>
         <w:tc>
           <w:tcPr>
+            <w:tcW w:type="dxa" w:w="1220"/>
             <w:tcMar>
               <w:top w:type="dxa" w:w="60"/>
               <w:left w:type="dxa" w:w="100"/>
@@ -273,6 +283,7 @@
         </w:tc>
         <w:tc>
           <w:tcPr>
+            <w:tcW w:type="dxa" w:w="7809"/>
             <w:tcMar>
               <w:top w:type="dxa" w:w="60"/>
               <w:left w:type="dxa" w:w="100"/>
@@ -296,6 +307,7 @@
         </w:trPr>
         <w:tc>
           <w:tcPr>
+            <w:tcW w:type="dxa" w:w="1220"/>
             <w:tcMar>
               <w:top w:type="dxa" w:w="60"/>
               <w:left w:type="dxa" w:w="100"/>
@@ -314,6 +326,7 @@
         </w:tc>
         <w:tc>
           <w:tcPr>
+            <w:tcW w:type="dxa" w:w="7809"/>
             <w:tcMar>
               <w:top w:type="dxa" w:w="60"/>
               <w:left w:type="dxa" w:w="100"/>
@@ -333,13 +346,9 @@
       </w:tr>
     </w:tbl>
     <w:p>
-      <w:r>
-        <w:br w:type="page"/>
-      </w:r>
-    </w:p>
-    <w:p>
       <w:pPr>
         <w:pStyle w:val="Heading1"/>
+        <w:pageBreakBefore/>
         <w:spacing w:after="160" w:before="360"/>
       </w:pPr>
       <w:r>
@@ -655,7 +664,7 @@
     </w:p>
     <w:tbl>
       <w:tblPr>
-        <w:tblW w:type="pct" w:w="100%"/>
+        <w:tblW w:type="dxa" w:w="9029"/>
         <w:tblBorders>
           <w:top w:val="single" w:color="auto" w:sz="4"/>
           <w:left w:val="single" w:color="auto" w:sz="4"/>
@@ -664,11 +673,12 @@
           <w:insideH w:val="single" w:color="auto" w:sz="4"/>
           <w:insideV w:val="single" w:color="auto" w:sz="4"/>
         </w:tblBorders>
+        <w:tblLayout w:type="fixed"/>
       </w:tblPr>
       <w:tblGrid>
-        <w:gridCol w:w="100"/>
-        <w:gridCol w:w="100"/>
-        <w:gridCol w:w="100"/>
+        <w:gridCol w:w="2290"/>
+        <w:gridCol w:w="2154"/>
+        <w:gridCol w:w="4585"/>
       </w:tblGrid>
       <w:tr>
         <w:trPr>
@@ -676,6 +686,7 @@
         </w:trPr>
         <w:tc>
           <w:tcPr>
+            <w:tcW w:type="dxa" w:w="2290"/>
             <w:shd w:fill="EEF3F8"/>
             <w:tcMar>
               <w:top w:type="dxa" w:w="60"/>
@@ -701,6 +712,7 @@
         </w:tc>
         <w:tc>
           <w:tcPr>
+            <w:tcW w:type="dxa" w:w="2154"/>
             <w:shd w:fill="EEF3F8"/>
             <w:tcMar>
               <w:top w:type="dxa" w:w="60"/>
@@ -726,6 +738,7 @@
         </w:tc>
         <w:tc>
           <w:tcPr>
+            <w:tcW w:type="dxa" w:w="4585"/>
             <w:shd w:fill="EEF3F8"/>
             <w:tcMar>
               <w:top w:type="dxa" w:w="60"/>
@@ -756,6 +769,7 @@
         </w:trPr>
         <w:tc>
           <w:tcPr>
+            <w:tcW w:type="dxa" w:w="2290"/>
             <w:tcMar>
               <w:top w:type="dxa" w:w="60"/>
               <w:left w:type="dxa" w:w="100"/>
@@ -774,6 +788,7 @@
         </w:tc>
         <w:tc>
           <w:tcPr>
+            <w:tcW w:type="dxa" w:w="2154"/>
             <w:tcMar>
               <w:top w:type="dxa" w:w="60"/>
               <w:left w:type="dxa" w:w="100"/>
@@ -792,6 +807,7 @@
         </w:tc>
         <w:tc>
           <w:tcPr>
+            <w:tcW w:type="dxa" w:w="4585"/>
             <w:tcMar>
               <w:top w:type="dxa" w:w="60"/>
               <w:left w:type="dxa" w:w="100"/>
@@ -815,6 +831,7 @@
         </w:trPr>
         <w:tc>
           <w:tcPr>
+            <w:tcW w:type="dxa" w:w="2290"/>
             <w:tcMar>
               <w:top w:type="dxa" w:w="60"/>
               <w:left w:type="dxa" w:w="100"/>
@@ -833,6 +850,7 @@
         </w:tc>
         <w:tc>
           <w:tcPr>
+            <w:tcW w:type="dxa" w:w="2154"/>
             <w:tcMar>
               <w:top w:type="dxa" w:w="60"/>
               <w:left w:type="dxa" w:w="100"/>
@@ -851,6 +869,7 @@
         </w:tc>
         <w:tc>
           <w:tcPr>
+            <w:tcW w:type="dxa" w:w="4585"/>
             <w:tcMar>
               <w:top w:type="dxa" w:w="60"/>
               <w:left w:type="dxa" w:w="100"/>
@@ -874,6 +893,7 @@
         </w:trPr>
         <w:tc>
           <w:tcPr>
+            <w:tcW w:type="dxa" w:w="2290"/>
             <w:tcMar>
               <w:top w:type="dxa" w:w="60"/>
               <w:left w:type="dxa" w:w="100"/>
@@ -892,6 +912,7 @@
         </w:tc>
         <w:tc>
           <w:tcPr>
+            <w:tcW w:type="dxa" w:w="2154"/>
             <w:tcMar>
               <w:top w:type="dxa" w:w="60"/>
               <w:left w:type="dxa" w:w="100"/>
@@ -910,6 +931,7 @@
         </w:tc>
         <w:tc>
           <w:tcPr>
+            <w:tcW w:type="dxa" w:w="4585"/>
             <w:tcMar>
               <w:top w:type="dxa" w:w="60"/>
               <w:left w:type="dxa" w:w="100"/>
@@ -933,6 +955,7 @@
         </w:trPr>
         <w:tc>
           <w:tcPr>
+            <w:tcW w:type="dxa" w:w="2290"/>
             <w:tcMar>
               <w:top w:type="dxa" w:w="60"/>
               <w:left w:type="dxa" w:w="100"/>
@@ -951,6 +974,7 @@
         </w:tc>
         <w:tc>
           <w:tcPr>
+            <w:tcW w:type="dxa" w:w="2154"/>
             <w:tcMar>
               <w:top w:type="dxa" w:w="60"/>
               <w:left w:type="dxa" w:w="100"/>
@@ -969,6 +993,7 @@
         </w:tc>
         <w:tc>
           <w:tcPr>
+            <w:tcW w:type="dxa" w:w="4585"/>
             <w:tcMar>
               <w:top w:type="dxa" w:w="60"/>
               <w:left w:type="dxa" w:w="100"/>
@@ -992,6 +1017,7 @@
         </w:trPr>
         <w:tc>
           <w:tcPr>
+            <w:tcW w:type="dxa" w:w="2290"/>
             <w:tcMar>
               <w:top w:type="dxa" w:w="60"/>
               <w:left w:type="dxa" w:w="100"/>
@@ -1010,6 +1036,7 @@
         </w:tc>
         <w:tc>
           <w:tcPr>
+            <w:tcW w:type="dxa" w:w="2154"/>
             <w:tcMar>
               <w:top w:type="dxa" w:w="60"/>
               <w:left w:type="dxa" w:w="100"/>
@@ -1028,6 +1055,7 @@
         </w:tc>
         <w:tc>
           <w:tcPr>
+            <w:tcW w:type="dxa" w:w="4585"/>
             <w:tcMar>
               <w:top w:type="dxa" w:w="60"/>
               <w:left w:type="dxa" w:w="100"/>
@@ -1051,6 +1079,7 @@
         </w:trPr>
         <w:tc>
           <w:tcPr>
+            <w:tcW w:type="dxa" w:w="2290"/>
             <w:tcMar>
               <w:top w:type="dxa" w:w="60"/>
               <w:left w:type="dxa" w:w="100"/>
@@ -1069,6 +1098,7 @@
         </w:tc>
         <w:tc>
           <w:tcPr>
+            <w:tcW w:type="dxa" w:w="2154"/>
             <w:tcMar>
               <w:top w:type="dxa" w:w="60"/>
               <w:left w:type="dxa" w:w="100"/>
@@ -1087,6 +1117,7 @@
         </w:tc>
         <w:tc>
           <w:tcPr>
+            <w:tcW w:type="dxa" w:w="4585"/>
             <w:tcMar>
               <w:top w:type="dxa" w:w="60"/>
               <w:left w:type="dxa" w:w="100"/>
@@ -1110,6 +1141,7 @@
         </w:trPr>
         <w:tc>
           <w:tcPr>
+            <w:tcW w:type="dxa" w:w="2290"/>
             <w:tcMar>
               <w:top w:type="dxa" w:w="60"/>
               <w:left w:type="dxa" w:w="100"/>
@@ -1128,6 +1160,7 @@
         </w:tc>
         <w:tc>
           <w:tcPr>
+            <w:tcW w:type="dxa" w:w="2154"/>
             <w:tcMar>
               <w:top w:type="dxa" w:w="60"/>
               <w:left w:type="dxa" w:w="100"/>
@@ -1146,6 +1179,7 @@
         </w:tc>
         <w:tc>
           <w:tcPr>
+            <w:tcW w:type="dxa" w:w="4585"/>
             <w:tcMar>
               <w:top w:type="dxa" w:w="60"/>
               <w:left w:type="dxa" w:w="100"/>
@@ -1169,6 +1203,7 @@
         </w:trPr>
         <w:tc>
           <w:tcPr>
+            <w:tcW w:type="dxa" w:w="2290"/>
             <w:tcMar>
               <w:top w:type="dxa" w:w="60"/>
               <w:left w:type="dxa" w:w="100"/>
@@ -1187,6 +1222,7 @@
         </w:tc>
         <w:tc>
           <w:tcPr>
+            <w:tcW w:type="dxa" w:w="2154"/>
             <w:tcMar>
               <w:top w:type="dxa" w:w="60"/>
               <w:left w:type="dxa" w:w="100"/>
@@ -1205,6 +1241,7 @@
         </w:tc>
         <w:tc>
           <w:tcPr>
+            <w:tcW w:type="dxa" w:w="4585"/>
             <w:tcMar>
               <w:top w:type="dxa" w:w="60"/>
               <w:left w:type="dxa" w:w="100"/>
@@ -1228,6 +1265,7 @@
         </w:trPr>
         <w:tc>
           <w:tcPr>
+            <w:tcW w:type="dxa" w:w="2290"/>
             <w:tcMar>
               <w:top w:type="dxa" w:w="60"/>
               <w:left w:type="dxa" w:w="100"/>
@@ -1246,6 +1284,7 @@
         </w:tc>
         <w:tc>
           <w:tcPr>
+            <w:tcW w:type="dxa" w:w="2154"/>
             <w:tcMar>
               <w:top w:type="dxa" w:w="60"/>
               <w:left w:type="dxa" w:w="100"/>
@@ -1264,6 +1303,7 @@
         </w:tc>
         <w:tc>
           <w:tcPr>
+            <w:tcW w:type="dxa" w:w="4585"/>
             <w:tcMar>
               <w:top w:type="dxa" w:w="60"/>
               <w:left w:type="dxa" w:w="100"/>
@@ -1287,6 +1327,7 @@
         </w:trPr>
         <w:tc>
           <w:tcPr>
+            <w:tcW w:type="dxa" w:w="2290"/>
             <w:tcMar>
               <w:top w:type="dxa" w:w="60"/>
               <w:left w:type="dxa" w:w="100"/>
@@ -1305,6 +1346,7 @@
         </w:tc>
         <w:tc>
           <w:tcPr>
+            <w:tcW w:type="dxa" w:w="2154"/>
             <w:tcMar>
               <w:top w:type="dxa" w:w="60"/>
               <w:left w:type="dxa" w:w="100"/>
@@ -1323,6 +1365,7 @@
         </w:tc>
         <w:tc>
           <w:tcPr>
+            <w:tcW w:type="dxa" w:w="4585"/>
             <w:tcMar>
               <w:top w:type="dxa" w:w="60"/>
               <w:left w:type="dxa" w:w="100"/>
@@ -1346,6 +1389,7 @@
         </w:trPr>
         <w:tc>
           <w:tcPr>
+            <w:tcW w:type="dxa" w:w="2290"/>
             <w:tcMar>
               <w:top w:type="dxa" w:w="60"/>
               <w:left w:type="dxa" w:w="100"/>
@@ -1364,6 +1408,7 @@
         </w:tc>
         <w:tc>
           <w:tcPr>
+            <w:tcW w:type="dxa" w:w="2154"/>
             <w:tcMar>
               <w:top w:type="dxa" w:w="60"/>
               <w:left w:type="dxa" w:w="100"/>
@@ -1382,6 +1427,7 @@
         </w:tc>
         <w:tc>
           <w:tcPr>
+            <w:tcW w:type="dxa" w:w="4585"/>
             <w:tcMar>
               <w:top w:type="dxa" w:w="60"/>
               <w:left w:type="dxa" w:w="100"/>
@@ -1405,6 +1451,7 @@
         </w:trPr>
         <w:tc>
           <w:tcPr>
+            <w:tcW w:type="dxa" w:w="2290"/>
             <w:tcMar>
               <w:top w:type="dxa" w:w="60"/>
               <w:left w:type="dxa" w:w="100"/>
@@ -1423,6 +1470,7 @@
         </w:tc>
         <w:tc>
           <w:tcPr>
+            <w:tcW w:type="dxa" w:w="2154"/>
             <w:tcMar>
               <w:top w:type="dxa" w:w="60"/>
               <w:left w:type="dxa" w:w="100"/>
@@ -1441,6 +1489,7 @@
         </w:tc>
         <w:tc>
           <w:tcPr>
+            <w:tcW w:type="dxa" w:w="4585"/>
             <w:tcMar>
               <w:top w:type="dxa" w:w="60"/>
               <w:left w:type="dxa" w:w="100"/>
@@ -1464,6 +1513,7 @@
         </w:trPr>
         <w:tc>
           <w:tcPr>
+            <w:tcW w:type="dxa" w:w="2290"/>
             <w:tcMar>
               <w:top w:type="dxa" w:w="60"/>
               <w:left w:type="dxa" w:w="100"/>
@@ -1482,6 +1532,7 @@
         </w:tc>
         <w:tc>
           <w:tcPr>
+            <w:tcW w:type="dxa" w:w="2154"/>
             <w:tcMar>
               <w:top w:type="dxa" w:w="60"/>
               <w:left w:type="dxa" w:w="100"/>
@@ -1500,6 +1551,7 @@
         </w:tc>
         <w:tc>
           <w:tcPr>
+            <w:tcW w:type="dxa" w:w="4585"/>
             <w:tcMar>
               <w:top w:type="dxa" w:w="60"/>
               <w:left w:type="dxa" w:w="100"/>
@@ -1523,6 +1575,7 @@
         </w:trPr>
         <w:tc>
           <w:tcPr>
+            <w:tcW w:type="dxa" w:w="2290"/>
             <w:tcMar>
               <w:top w:type="dxa" w:w="60"/>
               <w:left w:type="dxa" w:w="100"/>
@@ -1541,6 +1594,7 @@
         </w:tc>
         <w:tc>
           <w:tcPr>
+            <w:tcW w:type="dxa" w:w="2154"/>
             <w:tcMar>
               <w:top w:type="dxa" w:w="60"/>
               <w:left w:type="dxa" w:w="100"/>
@@ -1559,6 +1613,7 @@
         </w:tc>
         <w:tc>
           <w:tcPr>
+            <w:tcW w:type="dxa" w:w="4585"/>
             <w:tcMar>
               <w:top w:type="dxa" w:w="60"/>
               <w:left w:type="dxa" w:w="100"/>
@@ -1709,7 +1764,7 @@
     </w:p>
     <w:tbl>
       <w:tblPr>
-        <w:tblW w:type="pct" w:w="100%"/>
+        <w:tblW w:type="dxa" w:w="9029"/>
         <w:tblBorders>
           <w:top w:val="single" w:color="auto" w:sz="4"/>
           <w:left w:val="single" w:color="auto" w:sz="4"/>
@@ -1718,11 +1773,12 @@
           <w:insideH w:val="single" w:color="auto" w:sz="4"/>
           <w:insideV w:val="single" w:color="auto" w:sz="4"/>
         </w:tblBorders>
+        <w:tblLayout w:type="fixed"/>
       </w:tblPr>
       <w:tblGrid>
-        <w:gridCol w:w="100"/>
-        <w:gridCol w:w="100"/>
-        <w:gridCol w:w="100"/>
+        <w:gridCol w:w="1410"/>
+        <w:gridCol w:w="4005"/>
+        <w:gridCol w:w="3614"/>
       </w:tblGrid>
       <w:tr>
         <w:trPr>
@@ -1730,6 +1786,7 @@
         </w:trPr>
         <w:tc>
           <w:tcPr>
+            <w:tcW w:type="dxa" w:w="1410"/>
             <w:shd w:fill="EEF3F8"/>
             <w:tcMar>
               <w:top w:type="dxa" w:w="60"/>
@@ -1755,6 +1812,7 @@
         </w:tc>
         <w:tc>
           <w:tcPr>
+            <w:tcW w:type="dxa" w:w="4005"/>
             <w:shd w:fill="EEF3F8"/>
             <w:tcMar>
               <w:top w:type="dxa" w:w="60"/>
@@ -1780,6 +1838,7 @@
         </w:tc>
         <w:tc>
           <w:tcPr>
+            <w:tcW w:type="dxa" w:w="3614"/>
             <w:shd w:fill="EEF3F8"/>
             <w:tcMar>
               <w:top w:type="dxa" w:w="60"/>
@@ -1810,6 +1869,7 @@
         </w:trPr>
         <w:tc>
           <w:tcPr>
+            <w:tcW w:type="dxa" w:w="1410"/>
             <w:tcMar>
               <w:top w:type="dxa" w:w="60"/>
               <w:left w:type="dxa" w:w="100"/>
@@ -1828,6 +1888,7 @@
         </w:tc>
         <w:tc>
           <w:tcPr>
+            <w:tcW w:type="dxa" w:w="4005"/>
             <w:tcMar>
               <w:top w:type="dxa" w:w="60"/>
               <w:left w:type="dxa" w:w="100"/>
@@ -1846,6 +1907,7 @@
         </w:tc>
         <w:tc>
           <w:tcPr>
+            <w:tcW w:type="dxa" w:w="3614"/>
             <w:tcMar>
               <w:top w:type="dxa" w:w="60"/>
               <w:left w:type="dxa" w:w="100"/>
@@ -1869,6 +1931,7 @@
         </w:trPr>
         <w:tc>
           <w:tcPr>
+            <w:tcW w:type="dxa" w:w="1410"/>
             <w:tcMar>
               <w:top w:type="dxa" w:w="60"/>
               <w:left w:type="dxa" w:w="100"/>
@@ -1887,6 +1950,7 @@
         </w:tc>
         <w:tc>
           <w:tcPr>
+            <w:tcW w:type="dxa" w:w="4005"/>
             <w:tcMar>
               <w:top w:type="dxa" w:w="60"/>
               <w:left w:type="dxa" w:w="100"/>
@@ -1905,6 +1969,7 @@
         </w:tc>
         <w:tc>
           <w:tcPr>
+            <w:tcW w:type="dxa" w:w="3614"/>
             <w:tcMar>
               <w:top w:type="dxa" w:w="60"/>
               <w:left w:type="dxa" w:w="100"/>
@@ -1928,6 +1993,7 @@
         </w:trPr>
         <w:tc>
           <w:tcPr>
+            <w:tcW w:type="dxa" w:w="1410"/>
             <w:tcMar>
               <w:top w:type="dxa" w:w="60"/>
               <w:left w:type="dxa" w:w="100"/>
@@ -1946,6 +2012,7 @@
         </w:tc>
         <w:tc>
           <w:tcPr>
+            <w:tcW w:type="dxa" w:w="4005"/>
             <w:tcMar>
               <w:top w:type="dxa" w:w="60"/>
               <w:left w:type="dxa" w:w="100"/>
@@ -1964,6 +2031,7 @@
         </w:tc>
         <w:tc>
           <w:tcPr>
+            <w:tcW w:type="dxa" w:w="3614"/>
             <w:tcMar>
               <w:top w:type="dxa" w:w="60"/>
               <w:left w:type="dxa" w:w="100"/>
@@ -1987,6 +2055,7 @@
         </w:trPr>
         <w:tc>
           <w:tcPr>
+            <w:tcW w:type="dxa" w:w="1410"/>
             <w:tcMar>
               <w:top w:type="dxa" w:w="60"/>
               <w:left w:type="dxa" w:w="100"/>
@@ -2005,6 +2074,7 @@
         </w:tc>
         <w:tc>
           <w:tcPr>
+            <w:tcW w:type="dxa" w:w="4005"/>
             <w:tcMar>
               <w:top w:type="dxa" w:w="60"/>
               <w:left w:type="dxa" w:w="100"/>
@@ -2023,6 +2093,7 @@
         </w:tc>
         <w:tc>
           <w:tcPr>
+            <w:tcW w:type="dxa" w:w="3614"/>
             <w:tcMar>
               <w:top w:type="dxa" w:w="60"/>
               <w:left w:type="dxa" w:w="100"/>
@@ -2046,6 +2117,7 @@
         </w:trPr>
         <w:tc>
           <w:tcPr>
+            <w:tcW w:type="dxa" w:w="1410"/>
             <w:tcMar>
               <w:top w:type="dxa" w:w="60"/>
               <w:left w:type="dxa" w:w="100"/>
@@ -2064,6 +2136,7 @@
         </w:tc>
         <w:tc>
           <w:tcPr>
+            <w:tcW w:type="dxa" w:w="4005"/>
             <w:tcMar>
               <w:top w:type="dxa" w:w="60"/>
               <w:left w:type="dxa" w:w="100"/>
@@ -2082,6 +2155,7 @@
         </w:tc>
         <w:tc>
           <w:tcPr>
+            <w:tcW w:type="dxa" w:w="3614"/>
             <w:tcMar>
               <w:top w:type="dxa" w:w="60"/>
               <w:left w:type="dxa" w:w="100"/>
@@ -2362,13 +2436,9 @@
       </w:r>
     </w:p>
     <w:p>
-      <w:r>
-        <w:br w:type="page"/>
-      </w:r>
-    </w:p>
-    <w:p>
       <w:pPr>
         <w:pStyle w:val="Heading1"/>
+        <w:pageBreakBefore/>
         <w:spacing w:after="160" w:before="360"/>
       </w:pPr>
       <w:r>
@@ -2394,7 +2464,7 @@
     </w:p>
     <w:tbl>
       <w:tblPr>
-        <w:tblW w:type="pct" w:w="100%"/>
+        <w:tblW w:type="dxa" w:w="9029"/>
         <w:tblBorders>
           <w:top w:val="single" w:color="auto" w:sz="4"/>
           <w:left w:val="single" w:color="auto" w:sz="4"/>
@@ -2403,10 +2473,11 @@
           <w:insideH w:val="single" w:color="auto" w:sz="4"/>
           <w:insideV w:val="single" w:color="auto" w:sz="4"/>
         </w:tblBorders>
+        <w:tblLayout w:type="fixed"/>
       </w:tblPr>
       <w:tblGrid>
-        <w:gridCol w:w="100"/>
-        <w:gridCol w:w="100"/>
+        <w:gridCol w:w="3926"/>
+        <w:gridCol w:w="5103"/>
       </w:tblGrid>
       <w:tr>
         <w:trPr>
@@ -2414,6 +2485,7 @@
         </w:trPr>
         <w:tc>
           <w:tcPr>
+            <w:tcW w:type="dxa" w:w="3926"/>
             <w:shd w:fill="EEF3F8"/>
             <w:tcMar>
               <w:top w:type="dxa" w:w="60"/>
@@ -2439,6 +2511,7 @@
         </w:tc>
         <w:tc>
           <w:tcPr>
+            <w:tcW w:type="dxa" w:w="5103"/>
             <w:shd w:fill="EEF3F8"/>
             <w:tcMar>
               <w:top w:type="dxa" w:w="60"/>
@@ -2469,6 +2542,7 @@
         </w:trPr>
         <w:tc>
           <w:tcPr>
+            <w:tcW w:type="dxa" w:w="3926"/>
             <w:tcMar>
               <w:top w:type="dxa" w:w="60"/>
               <w:left w:type="dxa" w:w="100"/>
@@ -2487,6 +2561,7 @@
         </w:tc>
         <w:tc>
           <w:tcPr>
+            <w:tcW w:type="dxa" w:w="5103"/>
             <w:tcMar>
               <w:top w:type="dxa" w:w="60"/>
               <w:left w:type="dxa" w:w="100"/>
@@ -2510,6 +2585,7 @@
         </w:trPr>
         <w:tc>
           <w:tcPr>
+            <w:tcW w:type="dxa" w:w="3926"/>
             <w:tcMar>
               <w:top w:type="dxa" w:w="60"/>
               <w:left w:type="dxa" w:w="100"/>
@@ -2528,6 +2604,7 @@
         </w:tc>
         <w:tc>
           <w:tcPr>
+            <w:tcW w:type="dxa" w:w="5103"/>
             <w:tcMar>
               <w:top w:type="dxa" w:w="60"/>
               <w:left w:type="dxa" w:w="100"/>
@@ -2551,6 +2628,7 @@
         </w:trPr>
         <w:tc>
           <w:tcPr>
+            <w:tcW w:type="dxa" w:w="3926"/>
             <w:tcMar>
               <w:top w:type="dxa" w:w="60"/>
               <w:left w:type="dxa" w:w="100"/>
@@ -2569,6 +2647,7 @@
         </w:tc>
         <w:tc>
           <w:tcPr>
+            <w:tcW w:type="dxa" w:w="5103"/>
             <w:tcMar>
               <w:top w:type="dxa" w:w="60"/>
               <w:left w:type="dxa" w:w="100"/>
@@ -2592,6 +2671,7 @@
         </w:trPr>
         <w:tc>
           <w:tcPr>
+            <w:tcW w:type="dxa" w:w="3926"/>
             <w:tcMar>
               <w:top w:type="dxa" w:w="60"/>
               <w:left w:type="dxa" w:w="100"/>
@@ -2610,6 +2690,7 @@
         </w:tc>
         <w:tc>
           <w:tcPr>
+            <w:tcW w:type="dxa" w:w="5103"/>
             <w:tcMar>
               <w:top w:type="dxa" w:w="60"/>
               <w:left w:type="dxa" w:w="100"/>
@@ -2633,6 +2714,7 @@
         </w:trPr>
         <w:tc>
           <w:tcPr>
+            <w:tcW w:type="dxa" w:w="3926"/>
             <w:tcMar>
               <w:top w:type="dxa" w:w="60"/>
               <w:left w:type="dxa" w:w="100"/>
@@ -2651,6 +2733,7 @@
         </w:tc>
         <w:tc>
           <w:tcPr>
+            <w:tcW w:type="dxa" w:w="5103"/>
             <w:tcMar>
               <w:top w:type="dxa" w:w="60"/>
               <w:left w:type="dxa" w:w="100"/>
@@ -2674,6 +2757,7 @@
         </w:trPr>
         <w:tc>
           <w:tcPr>
+            <w:tcW w:type="dxa" w:w="3926"/>
             <w:tcMar>
               <w:top w:type="dxa" w:w="60"/>
               <w:left w:type="dxa" w:w="100"/>
@@ -2692,6 +2776,7 @@
         </w:tc>
         <w:tc>
           <w:tcPr>
+            <w:tcW w:type="dxa" w:w="5103"/>
             <w:tcMar>
               <w:top w:type="dxa" w:w="60"/>
               <w:left w:type="dxa" w:w="100"/>
@@ -2715,6 +2800,7 @@
         </w:trPr>
         <w:tc>
           <w:tcPr>
+            <w:tcW w:type="dxa" w:w="3926"/>
             <w:tcMar>
               <w:top w:type="dxa" w:w="60"/>
               <w:left w:type="dxa" w:w="100"/>
@@ -2733,6 +2819,7 @@
         </w:tc>
         <w:tc>
           <w:tcPr>
+            <w:tcW w:type="dxa" w:w="5103"/>
             <w:tcMar>
               <w:top w:type="dxa" w:w="60"/>
               <w:left w:type="dxa" w:w="100"/>
@@ -2756,6 +2843,7 @@
         </w:trPr>
         <w:tc>
           <w:tcPr>
+            <w:tcW w:type="dxa" w:w="3926"/>
             <w:tcMar>
               <w:top w:type="dxa" w:w="60"/>
               <w:left w:type="dxa" w:w="100"/>
@@ -2774,6 +2862,7 @@
         </w:tc>
         <w:tc>
           <w:tcPr>
+            <w:tcW w:type="dxa" w:w="5103"/>
             <w:tcMar>
               <w:top w:type="dxa" w:w="60"/>
               <w:left w:type="dxa" w:w="100"/>
@@ -2797,6 +2886,7 @@
         </w:trPr>
         <w:tc>
           <w:tcPr>
+            <w:tcW w:type="dxa" w:w="3926"/>
             <w:tcMar>
               <w:top w:type="dxa" w:w="60"/>
               <w:left w:type="dxa" w:w="100"/>
@@ -2815,6 +2905,7 @@
         </w:tc>
         <w:tc>
           <w:tcPr>
+            <w:tcW w:type="dxa" w:w="5103"/>
             <w:tcMar>
               <w:top w:type="dxa" w:w="60"/>
               <w:left w:type="dxa" w:w="100"/>
@@ -4491,13 +4582,9 @@
       </w:r>
     </w:p>
     <w:p>
-      <w:r>
-        <w:br w:type="page"/>
-      </w:r>
-    </w:p>
-    <w:p>
       <w:pPr>
         <w:pStyle w:val="Heading1"/>
+        <w:pageBreakBefore/>
         <w:spacing w:after="160" w:before="360"/>
       </w:pPr>
       <w:r>
@@ -4585,13 +4672,9 @@
       </w:r>
     </w:p>
     <w:p>
-      <w:r>
-        <w:br w:type="page"/>
-      </w:r>
-    </w:p>
-    <w:p>
       <w:pPr>
         <w:pStyle w:val="Heading1"/>
+        <w:pageBreakBefore/>
         <w:spacing w:after="160" w:before="360"/>
       </w:pPr>
       <w:r>

--- a/assets/Relatorio-IC-Metodologia-e-Resultados.docx
+++ b/assets/Relatorio-IC-Metodologia-e-Resultados.docx
@@ -15,7 +15,7 @@
         <w:spacing w:after="120"/>
       </w:pPr>
       <w:r>
-        <w:t xml:space="preserve">Plataforma ComunicaMulher — registro e acompanhamento de reclamações de mulheres impactadas por obras de infraestrutura.</w:t>
+        <w:t xml:space="preserve">Plataforma ComunicaMulher: registro e acompanhamento de reclamações de mulheres impactadas por obras de infraestrutura.</w:t>
       </w:r>
     </w:p>
     <w:p>
@@ -369,15 +369,15 @@
         <w:spacing w:after="120"/>
       </w:pPr>
       <w:r>
-        <w:t xml:space="preserve">O trabalho caracteriza-se como pesquisa aplicada de desenvolvimento tecnológico: o produto da investigação é um artefato de software em funcionamento, e não um experimento controlado. O desenvolvimento foi conduzido de forma incremental, em ciclos curtos, cada um deles entregando uma parte utilizável da plataforma — e não em uma única etapa de especificação seguida de uma única etapa de construção.</w:t>
-      </w:r>
-    </w:p>
-    <w:p>
-      <w:pPr>
-        <w:spacing w:after="120"/>
-      </w:pPr>
-      <w:r>
-        <w:t xml:space="preserve">Essa escolha decorre do próprio objeto. A plataforma precisa ser usada por mulheres com perfis muito distintos de familiaridade com tecnologia, e a única forma de verificar se uma tela funciona para essa leitora é colocá-la em funcionamento e observá-la. Ciclos curtos permitem que um erro de concepção seja identificado enquanto ainda é barato corrigi-lo — princípio de entrega incremental e resposta a mudanças formulado no Manifesto Ágil (BECK et al., 2001).</w:t>
+        <w:t xml:space="preserve">O trabalho caracteriza-se como pesquisa aplicada de desenvolvimento tecnológico: o produto da investigação é um artefato de software em funcionamento, e não um experimento controlado. O desenvolvimento foi conduzido de forma incremental, em ciclos curtos, cada um deles entregando uma parte utilizável da plataforma, e não em uma única etapa de especificação seguida de uma única etapa de construção.</w:t>
+      </w:r>
+    </w:p>
+    <w:p>
+      <w:pPr>
+        <w:spacing w:after="120"/>
+      </w:pPr>
+      <w:r>
+        <w:t xml:space="preserve">Essa escolha decorre do próprio objeto. A plataforma precisa ser usada por mulheres com perfis muito distintos de familiaridade com tecnologia, e a única forma de verificar se uma tela funciona para essa leitora é colocá-la em funcionamento e observá-la. Ciclos curtos permitem que um erro de concepção seja identificado enquanto ainda é barato corrigi-lo. Esse é o princípio de entrega incremental e resposta a mudanças formulado no Manifesto Ágil (BECK et al., 2001).</w:t>
       </w:r>
     </w:p>
     <w:p>
@@ -425,7 +425,7 @@
         <w:t xml:space="preserve">Levantamento de requisitos e definição dos perfis de uso.</w:t>
       </w:r>
       <w:r>
-        <w:t xml:space="preserve"> Identificação dos três papéis que a plataforma precisa atender — a mulher que registra o relato, a empresa responsável pela obra e a administração da plataforma — e das ações que cada um precisa executar.</w:t>
+        <w:t xml:space="preserve"> Identificação dos três papéis que a plataforma precisa atender (a mulher que registra o relato, a empresa responsável pela obra e a administração da plataforma) e das ações que cada um precisa executar.</w:t>
       </w:r>
     </w:p>
     <w:p>
@@ -534,7 +534,7 @@
         <w:spacing w:after="120"/>
       </w:pPr>
       <w:r>
-        <w:t xml:space="preserve">Antes da prototipagem foi elaborado um documento de diretrizes voltado especificamente à inclusão de pessoas com baixa escolaridade e pouca familiaridade com sistemas digitais. As diretrizes dialogam com os princípios de perceptibilidade, operabilidade e compreensibilidade das WCAG 2.1 (W3C, 2018) e com o direito de acesso à informação assegurado pela Lei Brasileira de Inclusão (BRASIL, 2015), mas vão além deles em um ponto: as WCAG tratam sobretudo de deficiência, e o obstáculo principal deste público é a escolaridade. O documento parte da caracterização do público — pessoas que leem pouco ou com dificuldade, pessoas mais velhas, usuárias que dependem quase inteiramente do telefone celular, pessoas que precisam da ajuda de outra pessoa para preencher seus dados, pessoas com deficiência visual parcial ou total — e estabelece cinco princípios de projeto:</w:t>
+        <w:t xml:space="preserve">Antes da prototipagem foi elaborado um documento de diretrizes voltado especificamente à inclusão de pessoas com baixa escolaridade e pouca familiaridade com sistemas digitais. As diretrizes dialogam com os princípios de perceptibilidade, operabilidade e compreensibilidade das WCAG 2.1 (W3C, 2018) e com o direito de acesso à informação assegurado pela Lei Brasileira de Inclusão (BRASIL, 2015), mas vão além deles em um ponto: as WCAG tratam sobretudo de deficiência, e o obstáculo principal deste público é a escolaridade. O documento parte da caracterização do público (pessoas que leem pouco ou com dificuldade, pessoas mais velhas, usuárias que dependem quase inteiramente do telefone celular, pessoas que precisam da ajuda de outra pessoa para preencher seus dados, pessoas com deficiência visual parcial ou total) e estabelece cinco princípios de projeto:</w:t>
       </w:r>
     </w:p>
     <w:p>
@@ -1666,7 +1666,7 @@
         <w:t xml:space="preserve">Páginas e rotas de API</w:t>
       </w:r>
       <w:r>
-        <w:t xml:space="preserve"> (`src/app/`) — 44 páginas e 32 rotas de API no mesmo diretório. Cada rota de API é o ponto de entrada de uma operação: lê a sessão da usuária, valida o corpo da requisição, aciona o acesso a dados e devolve a resposta.</w:t>
+        <w:t xml:space="preserve"> (`src/app/`): 44 páginas e 32 rotas de API no mesmo diretório. Cada rota de API é o ponto de entrada de uma operação: lê a sessão da usuária, valida o corpo da requisição, aciona o acesso a dados e devolve a resposta.</w:t>
       </w:r>
     </w:p>
     <w:p>
@@ -1686,7 +1686,7 @@
         <w:t xml:space="preserve">Validação</w:t>
       </w:r>
       <w:r>
-        <w:t xml:space="preserve"> (`src/server/dto/`) — um esquema de validação por operação, que descreve o formato esperado de cada requisição. Nenhum dado chega ao banco sem passar por ele.</w:t>
+        <w:t xml:space="preserve"> (`src/server/dto/`): um esquema de validação por operação, que descreve o formato esperado de cada requisição. Nenhum dado chega ao banco sem passar por ele.</w:t>
       </w:r>
     </w:p>
     <w:p>
@@ -1706,7 +1706,7 @@
         <w:t xml:space="preserve">Acesso a dados</w:t>
       </w:r>
       <w:r>
-        <w:t xml:space="preserve"> (`src/server/repos/`) — um módulo por entidade, reunindo todas as consultas ao banco daquela entidade. É a única camada autorizada a tocar o esquema do banco, o que impede que uma consulta apareça espalhada pela interface.</w:t>
+        <w:t xml:space="preserve"> (`src/server/repos/`): um módulo por entidade, reunindo todas as consultas ao banco daquela entidade. É a única camada autorizada a tocar o esquema do banco, o que impede que uma consulta apareça espalhada pela interface.</w:t>
       </w:r>
     </w:p>
     <w:p>
@@ -1726,7 +1726,7 @@
         <w:t xml:space="preserve">Esquema de dados</w:t>
       </w:r>
       <w:r>
-        <w:t xml:space="preserve"> (`src/db/schema.ts`) — a definição única do modelo de dados, a partir da qual as migrações são geradas.</w:t>
+        <w:t xml:space="preserve"> (`src/db/schema.ts`): a definição única do modelo de dados, a partir da qual as migrações são geradas.</w:t>
       </w:r>
     </w:p>
     <w:p>
@@ -2286,7 +2286,7 @@
         <w:t xml:space="preserve">Limite de tentativas de login.</w:t>
       </w:r>
       <w:r>
-        <w:t xml:space="preserve"> Cinco tentativas por endereço de origem a cada quinze minutos. A contagem é mantida na memória do processo que atende a requisição; como a aplicação é publicada em ambiente de execução distribuído, o limite vale por instância e não globalmente. Trata-se, portanto, de uma barreira contra tentativas automatizadas simples, e não de uma proteção completa contra força bruta distribuída — a substituição por um contador compartilhado é um trabalho futuro identificado.</w:t>
+        <w:t xml:space="preserve"> Cinco tentativas por endereço de origem a cada quinze minutos. A contagem é mantida na memória do processo que atende a requisição; como a aplicação é publicada em ambiente de execução distribuído, o limite vale por instância e não globalmente. Trata-se, portanto, de uma barreira contra tentativas automatizadas simples, e não de uma proteção completa contra força bruta distribuída. A substituição por um contador compartilhado é um trabalho futuro identificado.</w:t>
       </w:r>
     </w:p>
     <w:p>
@@ -2383,7 +2383,7 @@
         <w:t xml:space="preserve">Testes de ponta a ponta</w:t>
       </w:r>
       <w:r>
-        <w:t xml:space="preserve"> (Playwright): 25 testes em 8 roteiros, que executam a aplicação em um navegador real e percorrem os fluxos completos — autenticação e redirecionamento por perfil, painel da usuária, criação de reclamação nas quatro etapas, resposta da empresa, troca de senha, edição de publicações do blog e cadastro de projetos.</w:t>
+        <w:t xml:space="preserve"> (Playwright): 25 testes em 8 roteiros, que executam a aplicação em um navegador real e percorrem os fluxos completos: autenticação e redirecionamento por perfil, painel da usuária, criação de reclamação nas quatro etapas, resposta da empresa, troca de senha, edição de publicações do blog e cadastro de projetos.</w:t>
       </w:r>
     </w:p>
     <w:p>
@@ -2459,7 +2459,7 @@
         <w:spacing w:after="120"/>
       </w:pPr>
       <w:r>
-        <w:t xml:space="preserve">A plataforma foi construída e está em funcionamento, publicada em ambiente de nuvem e acessível pela internet. O núcleo opera de ponta a ponta: uma mulher cria sua conta, registra uma reclamação com fotos e localização, recebe um identificador, acompanha a resposta da empresa e vê a situação do caso mudar até a resolução — e a empresa recebe, responde e encerra o atendimento pela mesma plataforma.</w:t>
+        <w:t xml:space="preserve">A plataforma foi construída e está em funcionamento, publicada em ambiente de nuvem e acessível pela internet. O núcleo opera de ponta a ponta: uma mulher cria sua conta, registra uma reclamação com fotos e localização, recebe um identificador, acompanha a resposta da empresa e vê a situação do caso mudar até a resolução, e a empresa recebe, responde e encerra o atendimento pela mesma plataforma.</w:t>
       </w:r>
     </w:p>
     <w:tbl>
@@ -3000,7 +3000,7 @@
           <w:sz w:val="18"/>
           <w:szCs w:val="18"/>
         </w:rPr>
-        <w:t xml:space="preserve">Figura 1 — </w:t>
+        <w:t xml:space="preserve">Figura 1. </w:t>
       </w:r>
       <w:r>
         <w:rPr>
@@ -3098,7 +3098,7 @@
           <w:sz w:val="18"/>
           <w:szCs w:val="18"/>
         </w:rPr>
-        <w:t xml:space="preserve">Figura 2 — </w:t>
+        <w:t xml:space="preserve">Figura 2. </w:t>
       </w:r>
       <w:r>
         <w:rPr>
@@ -3123,7 +3123,7 @@
         <w:spacing w:after="120"/>
       </w:pPr>
       <w:r>
-        <w:t xml:space="preserve">Este é o fluxo central da plataforma e o que mais recebeu atenção de projeto. Ele materializa o princípio de "uma ação por tela": está dividido em quatro etapas — </w:t>
+        <w:t xml:space="preserve">Este é o fluxo central da plataforma e o que mais recebeu atenção de projeto. Ele materializa o princípio de "uma ação por tela": está dividido em quatro etapas (</w:t>
       </w:r>
       <w:r>
         <w:rPr>
@@ -3163,7 +3163,7 @@
         <w:t xml:space="preserve">Finalizar</w:t>
       </w:r>
       <w:r>
-        <w:t xml:space="preserve"> — com barra de progresso permanentemente visível e possibilidade de retorno a qualquer etapa anterior antes do envio.</w:t>
+        <w:t xml:space="preserve">), com barra de progresso permanentemente visível e possibilidade de retorno a qualquer etapa anterior antes do envio.</w:t>
       </w:r>
     </w:p>
     <w:p>
@@ -3233,7 +3233,7 @@
           <w:sz w:val="18"/>
           <w:szCs w:val="18"/>
         </w:rPr>
-        <w:t xml:space="preserve">Figura 3 — </w:t>
+        <w:t xml:space="preserve">Figura 3. </w:t>
       </w:r>
       <w:r>
         <w:rPr>
@@ -3249,7 +3249,7 @@
         <w:spacing w:after="120"/>
       </w:pPr>
       <w:r>
-        <w:t xml:space="preserve">A segunda etapa reúne o relato em si — título, descrição livre e localização.</w:t>
+        <w:t xml:space="preserve">A segunda etapa reúne o relato em si: título, descrição livre e localização.</w:t>
       </w:r>
     </w:p>
     <w:p>
@@ -3311,7 +3311,7 @@
           <w:sz w:val="18"/>
           <w:szCs w:val="18"/>
         </w:rPr>
-        <w:t xml:space="preserve">Figura 4 — </w:t>
+        <w:t xml:space="preserve">Figura 4. </w:t>
       </w:r>
       <w:r>
         <w:rPr>
@@ -3335,7 +3335,7 @@
         <w:spacing w:after="120"/>
       </w:pPr>
       <w:r>
-        <w:t xml:space="preserve">A quarta etapa classifica o relato em três dimensões: tipo do problema (saúde, mobilidade, patrimônio, direitos humanos ou ambiental), urgência e alcance do impacto — se atinge apenas a autora, sua família, a vizinhança ou a comunidade. É essa classificação que permite, mais adiante, agregar os relatos por natureza e por gravidade.</w:t>
+        <w:t xml:space="preserve">A quarta etapa classifica o relato em três dimensões: tipo do problema (saúde, mobilidade, patrimônio, direitos humanos ou ambiental), urgência e alcance do impacto: se atinge apenas a autora, sua família, a vizinhança ou a comunidade. É essa classificação que permite, mais adiante, agregar os relatos por natureza e por gravidade.</w:t>
       </w:r>
     </w:p>
     <w:p>
@@ -3397,7 +3397,7 @@
           <w:sz w:val="18"/>
           <w:szCs w:val="18"/>
         </w:rPr>
-        <w:t xml:space="preserve">Figura 5 — </w:t>
+        <w:t xml:space="preserve">Figura 5. </w:t>
       </w:r>
       <w:r>
         <w:rPr>
@@ -3475,7 +3475,7 @@
           <w:sz w:val="18"/>
           <w:szCs w:val="18"/>
         </w:rPr>
-        <w:t xml:space="preserve">Figura 6 — </w:t>
+        <w:t xml:space="preserve">Figura 6. </w:t>
       </w:r>
       <w:r>
         <w:rPr>
@@ -3500,7 +3500,7 @@
         <w:spacing w:after="120"/>
       </w:pPr>
       <w:r>
-        <w:t xml:space="preserve">O painel da usuária reúne seus relatos com a situação de cada um, filtráveis por abas — últimas, não respondidas, respondidas e concluídas.</w:t>
+        <w:t xml:space="preserve">O painel da usuária reúne seus relatos com a situação de cada um, filtráveis por abas: últimas, não respondidas, respondidas e concluídas.</w:t>
       </w:r>
     </w:p>
     <w:p>
@@ -3562,7 +3562,7 @@
           <w:sz w:val="18"/>
           <w:szCs w:val="18"/>
         </w:rPr>
-        <w:t xml:space="preserve">Figura 7 — </w:t>
+        <w:t xml:space="preserve">Figura 7. </w:t>
       </w:r>
       <w:r>
         <w:rPr>
@@ -3640,7 +3640,7 @@
           <w:sz w:val="18"/>
           <w:szCs w:val="18"/>
         </w:rPr>
-        <w:t xml:space="preserve">Figura 8 — </w:t>
+        <w:t xml:space="preserve">Figura 8. </w:t>
       </w:r>
       <w:r>
         <w:rPr>
@@ -3665,7 +3665,7 @@
         <w:spacing w:after="120"/>
       </w:pPr>
       <w:r>
-        <w:t xml:space="preserve">A empresa dispõe de um painel com cinco indicadores — reclamações recebidas, casos resolvidos, casos sem resposta, taxa de resolução e projetos ativos — e da lista de reclamações recebidas, filtrável por situação e pesquisável por texto.</w:t>
+        <w:t xml:space="preserve">A empresa dispõe de um painel com cinco indicadores (reclamações recebidas, casos resolvidos, casos sem resposta, taxa de resolução e projetos ativos) e da lista de reclamações recebidas, filtrável por situação e pesquisável por texto.</w:t>
       </w:r>
     </w:p>
     <w:p>
@@ -3727,7 +3727,7 @@
           <w:sz w:val="18"/>
           <w:szCs w:val="18"/>
         </w:rPr>
-        <w:t xml:space="preserve">Figura 9 — </w:t>
+        <w:t xml:space="preserve">Figura 9. </w:t>
       </w:r>
       <w:r>
         <w:rPr>
@@ -3805,7 +3805,7 @@
           <w:sz w:val="18"/>
           <w:szCs w:val="18"/>
         </w:rPr>
-        <w:t xml:space="preserve">Figura 10 — </w:t>
+        <w:t xml:space="preserve">Figura 10. </w:t>
       </w:r>
       <w:r>
         <w:rPr>
@@ -3883,7 +3883,7 @@
           <w:sz w:val="18"/>
           <w:szCs w:val="18"/>
         </w:rPr>
-        <w:t xml:space="preserve">Figura 11 — </w:t>
+        <w:t xml:space="preserve">Figura 11. </w:t>
       </w:r>
       <w:r>
         <w:rPr>
@@ -3908,7 +3908,7 @@
         <w:spacing w:after="120"/>
       </w:pPr>
       <w:r>
-        <w:t xml:space="preserve">O perfil público de cada empresa é o resultado com maior potencial de efeito prático. Ele reúne, em uma página acessível sem cadastro, os dados da empresa, seus indicadores de atendimento — taxa de resolução, casos resolvidos, tempo médio de resposta — e as reclamações públicas que recebeu.</w:t>
+        <w:t xml:space="preserve">O perfil público de cada empresa é o resultado com maior potencial de efeito prático. Ele reúne, em uma página acessível sem cadastro, os dados da empresa, seus indicadores de atendimento (taxa de resolução, casos resolvidos, tempo médio de resposta) e as reclamações públicas que recebeu.</w:t>
       </w:r>
     </w:p>
     <w:p>
@@ -3978,7 +3978,7 @@
           <w:sz w:val="18"/>
           <w:szCs w:val="18"/>
         </w:rPr>
-        <w:t xml:space="preserve">Figura 12 — </w:t>
+        <w:t xml:space="preserve">Figura 12. </w:t>
       </w:r>
       <w:r>
         <w:rPr>
@@ -4065,7 +4065,7 @@
           <w:sz w:val="18"/>
           <w:szCs w:val="18"/>
         </w:rPr>
-        <w:t xml:space="preserve">Figura 13 — </w:t>
+        <w:t xml:space="preserve">Figura 13. </w:t>
       </w:r>
       <w:r>
         <w:rPr>
@@ -4143,7 +4143,7 @@
           <w:sz w:val="18"/>
           <w:szCs w:val="18"/>
         </w:rPr>
-        <w:t xml:space="preserve">Figura 14 — </w:t>
+        <w:t xml:space="preserve">Figura 14. </w:t>
       </w:r>
       <w:r>
         <w:rPr>
@@ -4178,7 +4178,7 @@
         <w:t xml:space="preserve">sem necessidade de login</w:t>
       </w:r>
       <w:r>
-        <w:t xml:space="preserve">. A decisão é deliberada: exigir sessão para ler a documentação exclui exatamente quem mais precisa dela — quem ainda está decidindo se vai se cadastrar e quem ficou preso na tela de login.</w:t>
+        <w:t xml:space="preserve">. A decisão é deliberada: exigir sessão para ler a documentação exclui exatamente quem mais precisa dela: quem ainda está decidindo se vai se cadastrar e quem ficou preso na tela de login.</w:t>
       </w:r>
     </w:p>
     <w:p>
@@ -4240,7 +4240,7 @@
           <w:sz w:val="18"/>
           <w:szCs w:val="18"/>
         </w:rPr>
-        <w:t xml:space="preserve">Figura 15 — </w:t>
+        <w:t xml:space="preserve">Figura 15. </w:t>
       </w:r>
       <w:r>
         <w:rPr>
@@ -4503,7 +4503,7 @@
         <w:t xml:space="preserve">Sobre o desequilíbrio que a plataforma pretende corrigir.</w:t>
       </w:r>
       <w:r>
-        <w:t xml:space="preserve"> Hoje, a mulher afetada por uma obra e a empresa que a executa negociam em condições assimétricas: o canal é privado, o histórico não fica registrado e o custo de não responder é zero. A plataforma altera três variáveis dessa relação — o registro passa a ser permanente e identificado por um protocolo, o histórico da conversa fica preservado, e a taxa de resolução de cada empresa torna-se pública. Nenhuma delas obriga a empresa a responder; todas elas tornam a ausência de resposta visível.</w:t>
+        <w:t xml:space="preserve"> Hoje, a mulher afetada por uma obra e a empresa que a executa negociam em condições assimétricas: o canal é privado, o histórico não fica registrado e o custo de não responder é zero. A plataforma altera três variáveis dessa relação: o registro passa a ser permanente e identificado por um protocolo, o histórico da conversa fica preservado, e a taxa de resolução de cada empresa torna-se pública. Nenhuma delas obriga a empresa a responder; todas elas tornam a ausência de resposta visível.</w:t>
       </w:r>
     </w:p>
     <w:p>
@@ -4518,7 +4518,7 @@
         <w:t xml:space="preserve">Sobre a viabilidade técnica com equipe reduzida.</w:t>
       </w:r>
       <w:r>
-        <w:t xml:space="preserve"> A plataforma foi construída e mantida com 26.602 linhas de código, 46 bibliotecas de produção e infraestrutura de custo próximo de zero em faixa gratuita de serviços de nuvem. O dado sustenta a afirmação de que uma plataforma cívica desse porte é viável fora do ambiente corporativo — em um laboratório universitário, por uma equipe pequena.</w:t>
+        <w:t xml:space="preserve"> A plataforma foi construída e mantida com 26.602 linhas de código, 46 bibliotecas de produção e infraestrutura de custo próximo de zero em faixa gratuita de serviços de nuvem. O dado sustenta a afirmação de que uma plataforma cívica desse porte é viável fora do ambiente corporativo, em um laboratório universitário, por uma equipe pequena.</w:t>
       </w:r>
     </w:p>
     <w:p>
@@ -4548,7 +4548,7 @@
         <w:t xml:space="preserve">Sobre a distância entre projetar para a inclusão e comprová-la.</w:t>
       </w:r>
       <w:r>
-        <w:t xml:space="preserve"> As diretrizes de acessibilidade foram formuladas antes da prototipagem e são rastreáveis em decisões concretas da interface — a divisão em quatro etapas, o retorno permitido a qualquer etapa, a mensagem que informa que é possível voltar. Mas a eficácia dessas decisões junto ao público-alvo não foi medida. A distância entre a diretriz aplicada e a diretriz comprovada é, provavelmente, o ponto mais fértil da discussão e o que melhor justifica a continuidade da pesquisa.</w:t>
+        <w:t xml:space="preserve"> As diretrizes de acessibilidade foram formuladas antes da prototipagem e são rastreáveis em decisões concretas da interface: a divisão em quatro etapas, o retorno permitido a qualquer etapa, a mensagem que informa que é possível voltar. Mas a eficácia dessas decisões junto ao público-alvo não foi medida. A distância entre a diretriz aplicada e a diretriz comprovada é, provavelmente, o ponto mais fértil da discussão e o que melhor justifica a continuidade da pesquisa.</w:t>
       </w:r>
     </w:p>
     <w:p>
@@ -4578,7 +4578,7 @@
         <w:t xml:space="preserve">Sobre a transparência como mecanismo.</w:t>
       </w:r>
       <w:r>
-        <w:t xml:space="preserve"> O perfil público de cada empresa reúne taxa de resolução, casos resolvidos e tempo médio de resposta em página aberta, sem cadastro. O mecanismo é assimétrico em favor de quem reclama e não depende de sanção: opera por reputação. Sua eficácia real depende de volume de uso — com poucos relatos, os indicadores não distinguem empresas — o que liga esta discussão diretamente ao trabalho futuro de adoção.</w:t>
+        <w:t xml:space="preserve"> O perfil público de cada empresa reúne taxa de resolução, casos resolvidos e tempo médio de resposta em página aberta, sem cadastro. O mecanismo é assimétrico em favor de quem reclama e não depende de sanção: opera por reputação. Sua eficácia real depende de volume de uso. Com poucos relatos, os indicadores não distinguem empresas, o que liga esta discussão diretamente ao trabalho futuro de adoção.</w:t>
       </w:r>
     </w:p>
     <w:p>
@@ -4686,7 +4686,107 @@
         <w:spacing w:after="120"/>
       </w:pPr>
       <w:r>
-        <w:t xml:space="preserve">TODO</w:t>
+        <w:t xml:space="preserve">Este documento traz apenas as seções 4 e 5, e dentro delas a parte referente ao desenvolvimento da plataforma: tecnologias empregadas, arquitetura, modelo de dados, segurança e privacidade, procedimentos de verificação e a descrição do sistema entregue.</w:t>
+      </w:r>
+    </w:p>
+    <w:p>
+      <w:pPr>
+        <w:spacing w:after="120"/>
+      </w:pPr>
+      <w:r>
+        <w:t xml:space="preserve">Quatro pontos precisam ser resolvidos antes da entrega:</w:t>
+      </w:r>
+    </w:p>
+    <w:p>
+      <w:pPr>
+        <w:spacing w:after="80"/>
+        <w:ind w:left="360"/>
+      </w:pPr>
+      <w:r>
+        <w:rPr>
+          <w:b/>
+          <w:bCs/>
+        </w:rPr>
+        <w:t xml:space="preserve">1. </w:t>
+      </w:r>
+      <w:r>
+        <w:rPr>
+          <w:b/>
+          <w:bCs/>
+        </w:rPr>
+        <w:t xml:space="preserve">Integrar as demais contribuições das seções 4 e 5.</w:t>
+      </w:r>
+      <w:r>
+        <w:t xml:space="preserve"> O levantamento de requisitos (4.2), as diretrizes de acessibilidade (4.3) e a prototipagem da interface (4.4) aparecem aqui apenas na medida em que condicionaram o desenvolvimento. Cada uma precisa receber o relato de quem a conduziu, com os resultados correspondentes na seção 5.</w:t>
+      </w:r>
+    </w:p>
+    <w:p>
+      <w:pPr>
+        <w:spacing w:after="80"/>
+        <w:ind w:left="360"/>
+      </w:pPr>
+      <w:r>
+        <w:rPr>
+          <w:b/>
+          <w:bCs/>
+        </w:rPr>
+        <w:t xml:space="preserve">2. </w:t>
+      </w:r>
+      <w:r>
+        <w:rPr>
+          <w:b/>
+          <w:bCs/>
+        </w:rPr>
+        <w:t xml:space="preserve">Renumerar as figuras.</w:t>
+      </w:r>
+      <w:r>
+        <w:t xml:space="preserve"> A numeração deste documento começa em 1 e precisa seguir a sequência do relatório completo.</w:t>
+      </w:r>
+    </w:p>
+    <w:p>
+      <w:pPr>
+        <w:spacing w:after="80"/>
+        <w:ind w:left="360"/>
+      </w:pPr>
+      <w:r>
+        <w:rPr>
+          <w:b/>
+          <w:bCs/>
+        </w:rPr>
+        <w:t xml:space="preserve">3. </w:t>
+      </w:r>
+      <w:r>
+        <w:rPr>
+          <w:b/>
+          <w:bCs/>
+        </w:rPr>
+        <w:t xml:space="preserve">Consolidar a bibliografia.</w:t>
+      </w:r>
+      <w:r>
+        <w:t xml:space="preserve"> A lista ao final reúne somente as obras citadas nestas duas seções.</w:t>
+      </w:r>
+    </w:p>
+    <w:p>
+      <w:pPr>
+        <w:spacing w:after="80"/>
+        <w:ind w:left="360"/>
+      </w:pPr>
+      <w:r>
+        <w:rPr>
+          <w:b/>
+          <w:bCs/>
+        </w:rPr>
+        <w:t xml:space="preserve">4. </w:t>
+      </w:r>
+      <w:r>
+        <w:rPr>
+          <w:b/>
+          <w:bCs/>
+        </w:rPr>
+        <w:t xml:space="preserve">Redigir a Discussão.</w:t>
+      </w:r>
+      <w:r>
+        <w:t xml:space="preserve"> Os dados apurados que a sustentam estão reunidos em 5.11, cada um acompanhado do que permite afirmar.</w:t>
       </w:r>
     </w:p>
     <w:sectPr>
@@ -4753,7 +4853,7 @@
         <w:sz w:val="16"/>
         <w:szCs w:val="16"/>
       </w:rPr>
-      <w:t xml:space="preserve">Relatório de bolsista IC — Metodologia e Resultados · </w:t>
+      <w:t xml:space="preserve">Relatório de bolsista IC | Metodologia e Resultados, pág. </w:t>
     </w:r>
     <w:r>
       <w:rPr>

--- a/assets/Relatorio-IC-Metodologia-e-Resultados.docx
+++ b/assets/Relatorio-IC-Metodologia-e-Resultados.docx
@@ -4717,7 +4717,7 @@
         <w:t xml:space="preserve">Integrar as demais contribuições das seções 4 e 5.</w:t>
       </w:r>
       <w:r>
-        <w:t xml:space="preserve"> O levantamento de requisitos (4.2), as diretrizes de acessibilidade (4.3) e a prototipagem da interface (4.4) aparecem aqui apenas na medida em que condicionaram o desenvolvimento. Cada uma precisa receber o relato de quem a conduziu, com os resultados correspondentes na seção 5.</w:t>
+        <w:t xml:space="preserve"> Três etapas aparecem aqui apenas na medida em que condicionaram o desenvolvimento, e precisam do relato de quem as conduziu. O levantamento de requisitos e a prototipagem da interface são os itens 1 e 3 da lista de 4.2, cada um resumido em um parágrafo. As diretrizes de acessibilidade têm a seção 4.3 inteira. Os resultados correspondentes entram na seção 5.</w:t>
       </w:r>
     </w:p>
     <w:p>
@@ -4737,10 +4737,10 @@
           <w:b/>
           <w:bCs/>
         </w:rPr>
-        <w:t xml:space="preserve">Renumerar as figuras.</w:t>
-      </w:r>
-      <w:r>
-        <w:t xml:space="preserve"> A numeração deste documento começa em 1 e precisa seguir a sequência do relatório completo.</w:t>
+        <w:t xml:space="preserve">Renumerar as figuras e numerar as tabelas.</w:t>
+      </w:r>
+      <w:r>
+        <w:t xml:space="preserve"> A numeração das figuras começa em 1 aqui e precisa seguir a sequência do relatório completo. As tabelas estão sem número e sem legenda, porque a numeração depende de quantas vêm antes delas.</w:t>
       </w:r>
     </w:p>
     <w:p>
